--- a/backend/app/modules/presupuestos/plantillas_docx_defecto/presupuesto.docx
+++ b/backend/app/modules/presupuestos/plantillas_docx_defecto/presupuesto.docx
@@ -415,6 +415,27 @@
           <w:sz w:val="28"/>
         </w:rPr>
         <w:t>TOTAL: {{ totales.total|eur }} €</w:t>
+      </w:r>
+    </w:p>
+    <w:p/>
+    <w:p>
+      <w:r>
+        <w:t>{%p if banco %}</w:t>
+      </w:r>
+    </w:p>
+    <w:p>
+      <w:r>
+        <w:t>Forma de pago: ingreso en {{ banco.entidad }}</w:t>
+      </w:r>
+    </w:p>
+    <w:p>
+      <w:r>
+        <w:t>IBAN: {{ banco.iban }}</w:t>
+      </w:r>
+    </w:p>
+    <w:p>
+      <w:r>
+        <w:t>{%p endif %}</w:t>
       </w:r>
     </w:p>
     <w:p>
@@ -838,6 +859,28 @@
           </w:tcPr>
           <w:p>
             <w:r>
+              <w:t>banco.nombre / .entidad / .iban / .bic</w:t>
+            </w:r>
+          </w:p>
+        </w:tc>
+        <w:tc>
+          <w:tcPr>
+            <w:tcW w:type="dxa" w:w="4320"/>
+          </w:tcPr>
+          <w:p>
+            <w:r>
+              <w:t>La cuenta marcada como predeterminada en Ajustes -&gt; Bancos y cajas</w:t>
+            </w:r>
+          </w:p>
+        </w:tc>
+      </w:tr>
+      <w:tr>
+        <w:tc>
+          <w:tcPr>
+            <w:tcW w:type="dxa" w:w="4320"/>
+          </w:tcPr>
+          <w:p>
+            <w:r>
               <w:t>Logo: inserta cualquier imagen y ponle de texto alternativo la palabra logo</w:t>
             </w:r>
           </w:p>
